--- a/templates/civil_complaint_loan_template.docx
+++ b/templates/civil_complaint_loan_template.docx
@@ -44,7 +44,7 @@
           <w:sz w:val="28"/>
           <w:rFonts w:ascii="仿宋" w:hAnsi="仿宋" w:eastAsia="仿宋"/>
         </w:rPr>
-        <w:t>{{ plaintiff_name }}，{{ plaintiff_gender }}，{{ plaintiff_birth }}出生，{{ plaintiff_ethnicity }}，住址：{{ plaintiff_address }}。身份证号码：{{ plaintiff_id }}。联系电话：{{ plaintiff_phone }}。</w:t>
+        <w:t>{% if plaintiff_is_natural %}{{ plaintiff_name }}，{{ plaintiff_gender }}，{{ plaintiff_birth }}出生，{{ plaintiff_ethnicity }}，住址：{{ plaintiff_address }}。公民身份号码：{{ plaintiff_id }}。联系电话：{{ plaintiff_phone }}。{% else %}{{ plaintiff_name }}，住所地：{{ plaintiff_address }}。统一社会信用代码：{{ plaintiff_id }}。法定代表人：{{ plaintiff_legal_rep }}，职务：{{ plaintiff_rep_position }}。联系电话：{{ plaintiff_phone }}。{% endif %}</w:t>
       </w:r>
     </w:p>
     <w:p>
@@ -71,7 +71,7 @@
           <w:sz w:val="28"/>
           <w:rFonts w:ascii="仿宋" w:hAnsi="仿宋" w:eastAsia="仿宋"/>
         </w:rPr>
-        <w:t>{{ defendant_name }}，{{ defendant_gender }}，{{ defendant_birth }}出生，{{ defendant_ethnicity }}，住址：{{ defendant_address }}。公民身份号码：{{ defendant_id }}。联系电话：{{ defendant_phone }}。</w:t>
+        <w:t>{% if defendant_is_natural %}{{ defendant_name }}，{{ defendant_gender }}，{{ defendant_birth }}出生，{{ defendant_ethnicity }}，住址：{{ defendant_address }}。公民身份号码：{{ defendant_id }}。联系电话：{{ defendant_phone }}。{% else %}{{ defendant_name }}，住所地：{{ defendant_address }}。统一社会信用代码：{{ defendant_id }}。法定代表人：{{ defendant_legal_rep }}，职务：{{ defendant_rep_position }}。联系电话：{{ defendant_phone }}。{% endif %}</w:t>
       </w:r>
     </w:p>
     <w:p/>
@@ -106,13 +106,26 @@
           <w:sz w:val="28"/>
           <w:rFonts w:ascii="仿宋" w:hAnsi="仿宋" w:eastAsia="仿宋"/>
         </w:rPr>
-        <w:t>1. 判令被告立即向原告偿还借款本金人民币 {{ loan_principal }} 元（大写：{{ loan_principal_capital }}）；</w:t>
+        <w:t>{% for claim in claims %}{{ loop.index }}、{{ claim }}</w:t>
         <w:br/>
-        <w:t>2. 判令被告向原告支付自 {{ interest_start_date }} 起至实际清偿之日止的借期内利息及逾期违约利息（暂计至 {{ interest_end_date }} 为人民币 {{ total_interest }} 元，大写：{{ total_interest_capital }}）；</w:t>
-        <w:br/>
-        <w:t>3. 判令被告承担原告为主张本案债权所支出的律师费人民币 {{ lawyer_fee }} 元；</w:t>
-        <w:br/>
-        <w:t>4. 判令本案全部案件受理费、保全申请费及公告费由被告承担。</w:t>
+        <w:t>{% endfor %}</w:t>
+      </w:r>
+    </w:p>
+    <w:p>
+      <w:pPr>
+        <w:spacing w:line="560" w:lineRule="exact" w:before="0" w:after="80"/>
+        <w:ind w:firstLine="560"/>
+        <w:jc w:val="both"/>
+      </w:pPr>
+      <w:r>
+        <w:rPr>
+          <w:rFonts w:ascii="仿宋" w:hAnsi="仿宋"/>
+          <w:b w:val="0"/>
+          <w:color w:val="000000"/>
+          <w:sz w:val="22"/>
+          <w:rFonts w:ascii="仿宋" w:hAnsi="仿宋" w:eastAsia="仿宋"/>
+        </w:rPr>
+        <w:t>（律师费请求须有合同约定或法律依据）</w:t>
       </w:r>
     </w:p>
     <w:p>
@@ -161,6 +174,43 @@
       </w:pPr>
       <w:r>
         <w:rPr>
+          <w:rFonts w:ascii="黑体" w:hAnsi="黑体"/>
+          <w:b/>
+          <w:color w:val="000000"/>
+          <w:sz w:val="28"/>
+          <w:rFonts w:ascii="黑体" w:hAnsi="黑体" w:eastAsia="黑体"/>
+        </w:rPr>
+        <w:t>证据和证据来源，证人姓名和住所：</w:t>
+      </w:r>
+    </w:p>
+    <w:p>
+      <w:pPr>
+        <w:spacing w:line="560" w:lineRule="exact" w:before="0" w:after="80"/>
+        <w:ind w:firstLine="560"/>
+        <w:jc w:val="both"/>
+      </w:pPr>
+      <w:r>
+        <w:rPr>
+          <w:rFonts w:ascii="仿宋" w:hAnsi="仿宋"/>
+          <w:b w:val="0"/>
+          <w:color w:val="000000"/>
+          <w:sz w:val="28"/>
+          <w:rFonts w:ascii="仿宋" w:hAnsi="仿宋" w:eastAsia="仿宋"/>
+        </w:rPr>
+        <w:t>{% for ev in evidences %}{{ loop.index }}、{{ ev.name }}；来源：{{ ev.source }}{% if ev.witness %}；证人：{{ ev.witness }}{% endif %}</w:t>
+        <w:br/>
+        <w:t>{% endfor %}</w:t>
+      </w:r>
+    </w:p>
+    <w:p/>
+    <w:p>
+      <w:pPr>
+        <w:spacing w:line="560" w:lineRule="exact" w:before="0" w:after="80"/>
+        <w:ind w:firstLine="0"/>
+        <w:jc w:val="both"/>
+      </w:pPr>
+      <w:r>
+        <w:rPr>
           <w:rFonts w:ascii="仿宋" w:hAnsi="仿宋"/>
           <w:b w:val="0"/>
           <w:color w:val="000000"/>
@@ -178,7 +228,7 @@
           <w:sz w:val="28"/>
           <w:rFonts w:ascii="黑体" w:hAnsi="黑体" w:eastAsia="黑体"/>
         </w:rPr>
-        <w:t>{{ court_name }}人民法院</w:t>
+        <w:t>{{ court_name }}</w:t>
       </w:r>
     </w:p>
     <w:p/>
@@ -216,13 +266,7 @@
           <w:sz w:val="24"/>
           <w:rFonts w:ascii="仿宋" w:hAnsi="仿宋" w:eastAsia="仿宋"/>
         </w:rPr>
-        <w:t>附：</w:t>
-        <w:br/>
-        <w:t>1. 借条/借款协议、银行转账凭证等主要证据材料复印件 1 套；</w:t>
-        <w:br/>
-        <w:t>2. 原告身份证复印件 1 份；</w:t>
-        <w:br/>
-        <w:t>3. 本起诉状副本 1 份。</w:t>
+        <w:t>附：本起诉状副本 {{ copies }} 份</w:t>
       </w:r>
     </w:p>
     <w:sectPr>
